--- a/investigations/wazuh-siem-recovery-2026-04/case-study.docx
+++ b/investigations/wazuh-siem-recovery-2026-04/case-study.docx
@@ -8219,7 +8219,7 @@
           <w:sz w:val="18"/>
           <w:szCs w:val="18"/>
         </w:rPr>
-        <w:t>Gurvin Singh</w:t>
+        <w:t>@gurvinny</w:t>
       </w:r>
       <w:r>
         <w:rPr>
